--- a/backups/毕业设计介绍_v8_V2完整版.docx
+++ b/backups/毕业设计介绍_v8_V2完整版.docx
@@ -242,7 +242,7 @@
           <w:r>
             <w:fldChar w:fldCharType="separate"/>
           </w:r>
-          <w:hyperlink w:anchor="_Toc237006428" w:history="1">
+          <w:hyperlink w:anchor="_Toc237009144" w:history="1">
             <w:r>
               <w:rPr>
                 <w:rStyle w:val="a5"/>
@@ -266,7 +266,7 @@
               <w:rPr>
                 <w:noProof/>
               </w:rPr>
-              <w:instrText xml:space="preserve"> PAGEREF _Toc237006428 \h </w:instrText>
+              <w:instrText xml:space="preserve"> PAGEREF _Toc237009144 \h </w:instrText>
             </w:r>
             <w:r>
               <w:rPr>
@@ -283,7 +283,7 @@
               <w:rPr>
                 <w:noProof/>
               </w:rPr>
-              <w:t>3</w:t>
+              <w:t>2</w:t>
             </w:r>
             <w:r>
               <w:rPr>
@@ -307,7 +307,7 @@
               <w14:ligatures w14:val="standardContextual"/>
             </w:rPr>
           </w:pPr>
-          <w:hyperlink w:anchor="_Toc237006429" w:history="1">
+          <w:hyperlink w:anchor="_Toc237009145" w:history="1">
             <w:r>
               <w:rPr>
                 <w:rStyle w:val="a5"/>
@@ -331,7 +331,7 @@
               <w:rPr>
                 <w:noProof/>
               </w:rPr>
-              <w:instrText xml:space="preserve"> PAGEREF _Toc237006429 \h </w:instrText>
+              <w:instrText xml:space="preserve"> PAGEREF _Toc237009145 \h </w:instrText>
             </w:r>
             <w:r>
               <w:rPr>
@@ -348,7 +348,7 @@
               <w:rPr>
                 <w:noProof/>
               </w:rPr>
-              <w:t>3</w:t>
+              <w:t>2</w:t>
             </w:r>
             <w:r>
               <w:rPr>
@@ -372,7 +372,7 @@
               <w14:ligatures w14:val="standardContextual"/>
             </w:rPr>
           </w:pPr>
-          <w:hyperlink w:anchor="_Toc237006430" w:history="1">
+          <w:hyperlink w:anchor="_Toc237009146" w:history="1">
             <w:r>
               <w:rPr>
                 <w:rStyle w:val="a5"/>
@@ -396,7 +396,7 @@
               <w:rPr>
                 <w:noProof/>
               </w:rPr>
-              <w:instrText xml:space="preserve"> PAGEREF _Toc237006430 \h </w:instrText>
+              <w:instrText xml:space="preserve"> PAGEREF _Toc237009146 \h </w:instrText>
             </w:r>
             <w:r>
               <w:rPr>
@@ -413,7 +413,7 @@
               <w:rPr>
                 <w:noProof/>
               </w:rPr>
-              <w:t>4</w:t>
+              <w:t>3</w:t>
             </w:r>
             <w:r>
               <w:rPr>
@@ -437,7 +437,7 @@
               <w14:ligatures w14:val="standardContextual"/>
             </w:rPr>
           </w:pPr>
-          <w:hyperlink w:anchor="_Toc237006431" w:history="1">
+          <w:hyperlink w:anchor="_Toc237009147" w:history="1">
             <w:r>
               <w:rPr>
                 <w:rStyle w:val="a5"/>
@@ -461,7 +461,7 @@
               <w:rPr>
                 <w:noProof/>
               </w:rPr>
-              <w:instrText xml:space="preserve"> PAGEREF _Toc237006431 \h </w:instrText>
+              <w:instrText xml:space="preserve"> PAGEREF _Toc237009147 \h </w:instrText>
             </w:r>
             <w:r>
               <w:rPr>
@@ -478,7 +478,7 @@
               <w:rPr>
                 <w:noProof/>
               </w:rPr>
-              <w:t>5</w:t>
+              <w:t>4</w:t>
             </w:r>
             <w:r>
               <w:rPr>
@@ -502,7 +502,7 @@
               <w14:ligatures w14:val="standardContextual"/>
             </w:rPr>
           </w:pPr>
-          <w:hyperlink w:anchor="_Toc237006432" w:history="1">
+          <w:hyperlink w:anchor="_Toc237009148" w:history="1">
             <w:r>
               <w:rPr>
                 <w:rStyle w:val="a5"/>
@@ -526,7 +526,7 @@
               <w:rPr>
                 <w:noProof/>
               </w:rPr>
-              <w:instrText xml:space="preserve"> PAGEREF _Toc237006432 \h </w:instrText>
+              <w:instrText xml:space="preserve"> PAGEREF _Toc237009148 \h </w:instrText>
             </w:r>
             <w:r>
               <w:rPr>
@@ -568,7 +568,7 @@
               <w14:ligatures w14:val="standardContextual"/>
             </w:rPr>
           </w:pPr>
-          <w:hyperlink w:anchor="_Toc237006433" w:history="1">
+          <w:hyperlink w:anchor="_Toc237009149" w:history="1">
             <w:r>
               <w:rPr>
                 <w:rStyle w:val="a5"/>
@@ -592,7 +592,7 @@
               <w:rPr>
                 <w:noProof/>
               </w:rPr>
-              <w:instrText xml:space="preserve"> PAGEREF _Toc237006433 \h </w:instrText>
+              <w:instrText xml:space="preserve"> PAGEREF _Toc237009149 \h </w:instrText>
             </w:r>
             <w:r>
               <w:rPr>
@@ -634,7 +634,7 @@
               <w14:ligatures w14:val="standardContextual"/>
             </w:rPr>
           </w:pPr>
-          <w:hyperlink w:anchor="_Toc237006434" w:history="1">
+          <w:hyperlink w:anchor="_Toc237009150" w:history="1">
             <w:r>
               <w:rPr>
                 <w:rStyle w:val="a5"/>
@@ -658,7 +658,7 @@
               <w:rPr>
                 <w:noProof/>
               </w:rPr>
-              <w:instrText xml:space="preserve"> PAGEREF _Toc237006434 \h </w:instrText>
+              <w:instrText xml:space="preserve"> PAGEREF _Toc237009150 \h </w:instrText>
             </w:r>
             <w:r>
               <w:rPr>
@@ -675,7 +675,7 @@
               <w:rPr>
                 <w:noProof/>
               </w:rPr>
-              <w:t>6</w:t>
+              <w:t>5</w:t>
             </w:r>
             <w:r>
               <w:rPr>
@@ -700,7 +700,7 @@
               <w14:ligatures w14:val="standardContextual"/>
             </w:rPr>
           </w:pPr>
-          <w:hyperlink w:anchor="_Toc237006435" w:history="1">
+          <w:hyperlink w:anchor="_Toc237009151" w:history="1">
             <w:r>
               <w:rPr>
                 <w:rStyle w:val="a5"/>
@@ -724,7 +724,7 @@
               <w:rPr>
                 <w:noProof/>
               </w:rPr>
-              <w:instrText xml:space="preserve"> PAGEREF _Toc237006435 \h </w:instrText>
+              <w:instrText xml:space="preserve"> PAGEREF _Toc237009151 \h </w:instrText>
             </w:r>
             <w:r>
               <w:rPr>
@@ -741,7 +741,7 @@
               <w:rPr>
                 <w:noProof/>
               </w:rPr>
-              <w:t>6</w:t>
+              <w:t>5</w:t>
             </w:r>
             <w:r>
               <w:rPr>
@@ -766,7 +766,7 @@
               <w14:ligatures w14:val="standardContextual"/>
             </w:rPr>
           </w:pPr>
-          <w:hyperlink w:anchor="_Toc237006436" w:history="1">
+          <w:hyperlink w:anchor="_Toc237009152" w:history="1">
             <w:r>
               <w:rPr>
                 <w:rStyle w:val="a5"/>
@@ -790,7 +790,7 @@
               <w:rPr>
                 <w:noProof/>
               </w:rPr>
-              <w:instrText xml:space="preserve"> PAGEREF _Toc237006436 \h </w:instrText>
+              <w:instrText xml:space="preserve"> PAGEREF _Toc237009152 \h </w:instrText>
             </w:r>
             <w:r>
               <w:rPr>
@@ -807,7 +807,7 @@
               <w:rPr>
                 <w:noProof/>
               </w:rPr>
-              <w:t>6</w:t>
+              <w:t>5</w:t>
             </w:r>
             <w:r>
               <w:rPr>
@@ -831,7 +831,7 @@
               <w14:ligatures w14:val="standardContextual"/>
             </w:rPr>
           </w:pPr>
-          <w:hyperlink w:anchor="_Toc237006437" w:history="1">
+          <w:hyperlink w:anchor="_Toc237009153" w:history="1">
             <w:r>
               <w:rPr>
                 <w:rStyle w:val="a5"/>
@@ -855,7 +855,7 @@
               <w:rPr>
                 <w:noProof/>
               </w:rPr>
-              <w:instrText xml:space="preserve"> PAGEREF _Toc237006437 \h </w:instrText>
+              <w:instrText xml:space="preserve"> PAGEREF _Toc237009153 \h </w:instrText>
             </w:r>
             <w:r>
               <w:rPr>
@@ -897,7 +897,7 @@
               <w14:ligatures w14:val="standardContextual"/>
             </w:rPr>
           </w:pPr>
-          <w:hyperlink w:anchor="_Toc237006438" w:history="1">
+          <w:hyperlink w:anchor="_Toc237009154" w:history="1">
             <w:r>
               <w:rPr>
                 <w:rStyle w:val="a5"/>
@@ -921,7 +921,7 @@
               <w:rPr>
                 <w:noProof/>
               </w:rPr>
-              <w:instrText xml:space="preserve"> PAGEREF _Toc237006438 \h </w:instrText>
+              <w:instrText xml:space="preserve"> PAGEREF _Toc237009154 \h </w:instrText>
             </w:r>
             <w:r>
               <w:rPr>
@@ -963,7 +963,7 @@
               <w14:ligatures w14:val="standardContextual"/>
             </w:rPr>
           </w:pPr>
-          <w:hyperlink w:anchor="_Toc237006439" w:history="1">
+          <w:hyperlink w:anchor="_Toc237009155" w:history="1">
             <w:r>
               <w:rPr>
                 <w:rStyle w:val="a5"/>
@@ -987,7 +987,7 @@
               <w:rPr>
                 <w:noProof/>
               </w:rPr>
-              <w:instrText xml:space="preserve"> PAGEREF _Toc237006439 \h </w:instrText>
+              <w:instrText xml:space="preserve"> PAGEREF _Toc237009155 \h </w:instrText>
             </w:r>
             <w:r>
               <w:rPr>
@@ -1004,7 +1004,7 @@
               <w:rPr>
                 <w:noProof/>
               </w:rPr>
-              <w:t>7</w:t>
+              <w:t>6</w:t>
             </w:r>
             <w:r>
               <w:rPr>
@@ -1029,7 +1029,7 @@
               <w14:ligatures w14:val="standardContextual"/>
             </w:rPr>
           </w:pPr>
-          <w:hyperlink w:anchor="_Toc237006440" w:history="1">
+          <w:hyperlink w:anchor="_Toc237009156" w:history="1">
             <w:r>
               <w:rPr>
                 <w:rStyle w:val="a5"/>
@@ -1053,7 +1053,7 @@
               <w:rPr>
                 <w:noProof/>
               </w:rPr>
-              <w:instrText xml:space="preserve"> PAGEREF _Toc237006440 \h </w:instrText>
+              <w:instrText xml:space="preserve"> PAGEREF _Toc237009156 \h </w:instrText>
             </w:r>
             <w:r>
               <w:rPr>
@@ -1070,7 +1070,7 @@
               <w:rPr>
                 <w:noProof/>
               </w:rPr>
-              <w:t>7</w:t>
+              <w:t>6</w:t>
             </w:r>
             <w:r>
               <w:rPr>
@@ -1095,7 +1095,7 @@
               <w14:ligatures w14:val="standardContextual"/>
             </w:rPr>
           </w:pPr>
-          <w:hyperlink w:anchor="_Toc237006441" w:history="1">
+          <w:hyperlink w:anchor="_Toc237009157" w:history="1">
             <w:r>
               <w:rPr>
                 <w:rStyle w:val="a5"/>
@@ -1119,7 +1119,7 @@
               <w:rPr>
                 <w:noProof/>
               </w:rPr>
-              <w:instrText xml:space="preserve"> PAGEREF _Toc237006441 \h </w:instrText>
+              <w:instrText xml:space="preserve"> PAGEREF _Toc237009157 \h </w:instrText>
             </w:r>
             <w:r>
               <w:rPr>
@@ -1136,7 +1136,7 @@
               <w:rPr>
                 <w:noProof/>
               </w:rPr>
-              <w:t>7</w:t>
+              <w:t>6</w:t>
             </w:r>
             <w:r>
               <w:rPr>
@@ -1161,7 +1161,7 @@
               <w14:ligatures w14:val="standardContextual"/>
             </w:rPr>
           </w:pPr>
-          <w:hyperlink w:anchor="_Toc237006442" w:history="1">
+          <w:hyperlink w:anchor="_Toc237009158" w:history="1">
             <w:r>
               <w:rPr>
                 <w:rStyle w:val="a5"/>
@@ -1185,7 +1185,7 @@
               <w:rPr>
                 <w:noProof/>
               </w:rPr>
-              <w:instrText xml:space="preserve"> PAGEREF _Toc237006442 \h </w:instrText>
+              <w:instrText xml:space="preserve"> PAGEREF _Toc237009158 \h </w:instrText>
             </w:r>
             <w:r>
               <w:rPr>
@@ -1202,7 +1202,7 @@
               <w:rPr>
                 <w:noProof/>
               </w:rPr>
-              <w:t>7</w:t>
+              <w:t>6</w:t>
             </w:r>
             <w:r>
               <w:rPr>
@@ -1227,7 +1227,7 @@
               <w14:ligatures w14:val="standardContextual"/>
             </w:rPr>
           </w:pPr>
-          <w:hyperlink w:anchor="_Toc237006443" w:history="1">
+          <w:hyperlink w:anchor="_Toc237009159" w:history="1">
             <w:r>
               <w:rPr>
                 <w:rStyle w:val="a5"/>
@@ -1251,7 +1251,7 @@
               <w:rPr>
                 <w:noProof/>
               </w:rPr>
-              <w:instrText xml:space="preserve"> PAGEREF _Toc237006443 \h </w:instrText>
+              <w:instrText xml:space="preserve"> PAGEREF _Toc237009159 \h </w:instrText>
             </w:r>
             <w:r>
               <w:rPr>
@@ -1269,6 +1269,136 @@
                 <w:noProof/>
               </w:rPr>
               <w:t>7</w:t>
+            </w:r>
+            <w:r>
+              <w:rPr>
+                <w:noProof/>
+              </w:rPr>
+              <w:fldChar w:fldCharType="end"/>
+            </w:r>
+          </w:hyperlink>
+        </w:p>
+        <w:p>
+          <w:pPr>
+            <w:pStyle w:val="TOC1"/>
+            <w:tabs>
+              <w:tab w:val="right" w:leader="dot" w:pos="9350"/>
+            </w:tabs>
+            <w:rPr>
+              <w:rFonts w:asciiTheme="minorHAnsi" w:eastAsiaTheme="minorEastAsia" w:hAnsiTheme="minorHAnsi" w:cstheme="minorBidi"/>
+              <w:noProof/>
+              <w:kern w:val="2"/>
+              <w:szCs w:val="24"/>
+              <w14:ligatures w14:val="standardContextual"/>
+            </w:rPr>
+          </w:pPr>
+          <w:hyperlink w:anchor="_Toc237009160" w:history="1">
+            <w:r>
+              <w:rPr>
+                <w:rStyle w:val="a5"/>
+                <w:noProof/>
+              </w:rPr>
+              <w:t>七、Supervisor 如何全程监督</w:t>
+            </w:r>
+            <w:r>
+              <w:rPr>
+                <w:noProof/>
+              </w:rPr>
+              <w:tab/>
+            </w:r>
+            <w:r>
+              <w:rPr>
+                <w:noProof/>
+              </w:rPr>
+              <w:fldChar w:fldCharType="begin"/>
+            </w:r>
+            <w:r>
+              <w:rPr>
+                <w:noProof/>
+              </w:rPr>
+              <w:instrText xml:space="preserve"> PAGEREF _Toc237009160 \h </w:instrText>
+            </w:r>
+            <w:r>
+              <w:rPr>
+                <w:noProof/>
+              </w:rPr>
+            </w:r>
+            <w:r>
+              <w:rPr>
+                <w:noProof/>
+              </w:rPr>
+              <w:fldChar w:fldCharType="separate"/>
+            </w:r>
+            <w:r>
+              <w:rPr>
+                <w:noProof/>
+              </w:rPr>
+              <w:t>7</w:t>
+            </w:r>
+            <w:r>
+              <w:rPr>
+                <w:noProof/>
+              </w:rPr>
+              <w:fldChar w:fldCharType="end"/>
+            </w:r>
+          </w:hyperlink>
+        </w:p>
+        <w:p>
+          <w:pPr>
+            <w:pStyle w:val="TOC1"/>
+            <w:tabs>
+              <w:tab w:val="right" w:leader="dot" w:pos="9350"/>
+            </w:tabs>
+            <w:rPr>
+              <w:rFonts w:asciiTheme="minorHAnsi" w:eastAsiaTheme="minorEastAsia" w:hAnsiTheme="minorHAnsi" w:cstheme="minorBidi"/>
+              <w:noProof/>
+              <w:kern w:val="2"/>
+              <w:szCs w:val="24"/>
+              <w14:ligatures w14:val="standardContextual"/>
+            </w:rPr>
+          </w:pPr>
+          <w:hyperlink w:anchor="_Toc237009161" w:history="1">
+            <w:r>
+              <w:rPr>
+                <w:rStyle w:val="a5"/>
+                <w:noProof/>
+              </w:rPr>
+              <w:t>八、证据、上下文与安全边界</w:t>
+            </w:r>
+            <w:r>
+              <w:rPr>
+                <w:noProof/>
+              </w:rPr>
+              <w:tab/>
+            </w:r>
+            <w:r>
+              <w:rPr>
+                <w:noProof/>
+              </w:rPr>
+              <w:fldChar w:fldCharType="begin"/>
+            </w:r>
+            <w:r>
+              <w:rPr>
+                <w:noProof/>
+              </w:rPr>
+              <w:instrText xml:space="preserve"> PAGEREF _Toc237009161 \h </w:instrText>
+            </w:r>
+            <w:r>
+              <w:rPr>
+                <w:noProof/>
+              </w:rPr>
+            </w:r>
+            <w:r>
+              <w:rPr>
+                <w:noProof/>
+              </w:rPr>
+              <w:fldChar w:fldCharType="separate"/>
+            </w:r>
+            <w:r>
+              <w:rPr>
+                <w:noProof/>
+              </w:rPr>
+              <w:t>8</w:t>
             </w:r>
             <w:r>
               <w:rPr>
@@ -1293,13 +1423,13 @@
               <w14:ligatures w14:val="standardContextual"/>
             </w:rPr>
           </w:pPr>
-          <w:hyperlink w:anchor="_Toc237006444" w:history="1">
+          <w:hyperlink w:anchor="_Toc237009162" w:history="1">
             <w:r>
               <w:rPr>
                 <w:rStyle w:val="a5"/>
                 <w:noProof/>
               </w:rPr>
-              <w:t>前面几条路线给出的排序，来自“分别看简历和岗位”的比较。Cross-encoder（交叉编码器）则把查询文本和某个岗位的原文放在同一个模型里“对着读”，给出更准的相关性分数——代价是更贵，所以只对融合后的头部窗口做精排（DashScope gte-rerank-v2）。</w:t>
+              <w:t>8.1 两类证据</w:t>
             </w:r>
             <w:r>
               <w:rPr>
@@ -1317,7 +1447,7 @@
               <w:rPr>
                 <w:noProof/>
               </w:rPr>
-              <w:instrText xml:space="preserve"> PAGEREF _Toc237006444 \h </w:instrText>
+              <w:instrText xml:space="preserve"> PAGEREF _Toc237009162 \h </w:instrText>
             </w:r>
             <w:r>
               <w:rPr>
@@ -1334,7 +1464,7 @@
               <w:rPr>
                 <w:noProof/>
               </w:rPr>
-              <w:t>7</w:t>
+              <w:t>8</w:t>
             </w:r>
             <w:r>
               <w:rPr>
@@ -1359,13 +1489,13 @@
               <w14:ligatures w14:val="standardContextual"/>
             </w:rPr>
           </w:pPr>
-          <w:hyperlink w:anchor="_Toc237006445" w:history="1">
+          <w:hyperlink w:anchor="_Toc237009163" w:history="1">
             <w:r>
               <w:rPr>
                 <w:rStyle w:val="a5"/>
                 <w:noProof/>
               </w:rPr>
-              <w:t>为了稳妥，精排采用两条保护：一是分数只在送入窗口内做单调重映射，不跨请求比较（供应商明确不保证跨请求分数可比）；二是精排服务一旦失败，系统会自动按“不开精排”的同一条路径重算（lazy fallback），用户只会感觉到结果稍慢，不会看到报错。</w:t>
+              <w:t>8.2 上下文过长时如何处理</w:t>
             </w:r>
             <w:r>
               <w:rPr>
@@ -1383,7 +1513,7 @@
               <w:rPr>
                 <w:noProof/>
               </w:rPr>
-              <w:instrText xml:space="preserve"> PAGEREF _Toc237006445 \h </w:instrText>
+              <w:instrText xml:space="preserve"> PAGEREF _Toc237009163 \h </w:instrText>
             </w:r>
             <w:r>
               <w:rPr>
@@ -1401,136 +1531,6 @@
                 <w:noProof/>
               </w:rPr>
               <w:t>8</w:t>
-            </w:r>
-            <w:r>
-              <w:rPr>
-                <w:noProof/>
-              </w:rPr>
-              <w:fldChar w:fldCharType="end"/>
-            </w:r>
-          </w:hyperlink>
-        </w:p>
-        <w:p>
-          <w:pPr>
-            <w:pStyle w:val="TOC1"/>
-            <w:tabs>
-              <w:tab w:val="right" w:leader="dot" w:pos="9350"/>
-            </w:tabs>
-            <w:rPr>
-              <w:rFonts w:asciiTheme="minorHAnsi" w:eastAsiaTheme="minorEastAsia" w:hAnsiTheme="minorHAnsi" w:cstheme="minorBidi"/>
-              <w:noProof/>
-              <w:kern w:val="2"/>
-              <w:szCs w:val="24"/>
-              <w14:ligatures w14:val="standardContextual"/>
-            </w:rPr>
-          </w:pPr>
-          <w:hyperlink w:anchor="_Toc237006446" w:history="1">
-            <w:r>
-              <w:rPr>
-                <w:rStyle w:val="a5"/>
-                <w:noProof/>
-              </w:rPr>
-              <w:t>七、Supervisor 如何全程监督</w:t>
-            </w:r>
-            <w:r>
-              <w:rPr>
-                <w:noProof/>
-              </w:rPr>
-              <w:tab/>
-            </w:r>
-            <w:r>
-              <w:rPr>
-                <w:noProof/>
-              </w:rPr>
-              <w:fldChar w:fldCharType="begin"/>
-            </w:r>
-            <w:r>
-              <w:rPr>
-                <w:noProof/>
-              </w:rPr>
-              <w:instrText xml:space="preserve"> PAGEREF _Toc237006446 \h </w:instrText>
-            </w:r>
-            <w:r>
-              <w:rPr>
-                <w:noProof/>
-              </w:rPr>
-            </w:r>
-            <w:r>
-              <w:rPr>
-                <w:noProof/>
-              </w:rPr>
-              <w:fldChar w:fldCharType="separate"/>
-            </w:r>
-            <w:r>
-              <w:rPr>
-                <w:noProof/>
-              </w:rPr>
-              <w:t>8</w:t>
-            </w:r>
-            <w:r>
-              <w:rPr>
-                <w:noProof/>
-              </w:rPr>
-              <w:fldChar w:fldCharType="end"/>
-            </w:r>
-          </w:hyperlink>
-        </w:p>
-        <w:p>
-          <w:pPr>
-            <w:pStyle w:val="TOC1"/>
-            <w:tabs>
-              <w:tab w:val="right" w:leader="dot" w:pos="9350"/>
-            </w:tabs>
-            <w:rPr>
-              <w:rFonts w:asciiTheme="minorHAnsi" w:eastAsiaTheme="minorEastAsia" w:hAnsiTheme="minorHAnsi" w:cstheme="minorBidi"/>
-              <w:noProof/>
-              <w:kern w:val="2"/>
-              <w:szCs w:val="24"/>
-              <w14:ligatures w14:val="standardContextual"/>
-            </w:rPr>
-          </w:pPr>
-          <w:hyperlink w:anchor="_Toc237006447" w:history="1">
-            <w:r>
-              <w:rPr>
-                <w:rStyle w:val="a5"/>
-                <w:noProof/>
-              </w:rPr>
-              <w:t>八、证据、上下文与安全边界</w:t>
-            </w:r>
-            <w:r>
-              <w:rPr>
-                <w:noProof/>
-              </w:rPr>
-              <w:tab/>
-            </w:r>
-            <w:r>
-              <w:rPr>
-                <w:noProof/>
-              </w:rPr>
-              <w:fldChar w:fldCharType="begin"/>
-            </w:r>
-            <w:r>
-              <w:rPr>
-                <w:noProof/>
-              </w:rPr>
-              <w:instrText xml:space="preserve"> PAGEREF _Toc237006447 \h </w:instrText>
-            </w:r>
-            <w:r>
-              <w:rPr>
-                <w:noProof/>
-              </w:rPr>
-            </w:r>
-            <w:r>
-              <w:rPr>
-                <w:noProof/>
-              </w:rPr>
-              <w:fldChar w:fldCharType="separate"/>
-            </w:r>
-            <w:r>
-              <w:rPr>
-                <w:noProof/>
-              </w:rPr>
-              <w:t>9</w:t>
             </w:r>
             <w:r>
               <w:rPr>
@@ -1555,13 +1555,13 @@
               <w14:ligatures w14:val="standardContextual"/>
             </w:rPr>
           </w:pPr>
-          <w:hyperlink w:anchor="_Toc237006448" w:history="1">
+          <w:hyperlink w:anchor="_Toc237009164" w:history="1">
             <w:r>
               <w:rPr>
                 <w:rStyle w:val="a5"/>
                 <w:noProof/>
               </w:rPr>
-              <w:t>8.1 两类证据</w:t>
+              <w:t>8.3 隐私边界</w:t>
             </w:r>
             <w:r>
               <w:rPr>
@@ -1579,7 +1579,7 @@
               <w:rPr>
                 <w:noProof/>
               </w:rPr>
-              <w:instrText xml:space="preserve"> PAGEREF _Toc237006448 \h </w:instrText>
+              <w:instrText xml:space="preserve"> PAGEREF _Toc237009164 \h </w:instrText>
             </w:r>
             <w:r>
               <w:rPr>
@@ -1596,139 +1596,7 @@
               <w:rPr>
                 <w:noProof/>
               </w:rPr>
-              <w:t>9</w:t>
-            </w:r>
-            <w:r>
-              <w:rPr>
-                <w:noProof/>
-              </w:rPr>
-              <w:fldChar w:fldCharType="end"/>
-            </w:r>
-          </w:hyperlink>
-        </w:p>
-        <w:p>
-          <w:pPr>
-            <w:pStyle w:val="TOC2"/>
-            <w:tabs>
-              <w:tab w:val="right" w:leader="dot" w:pos="9350"/>
-            </w:tabs>
-            <w:ind w:left="440"/>
-            <w:rPr>
-              <w:rFonts w:asciiTheme="minorHAnsi" w:eastAsiaTheme="minorEastAsia" w:hAnsiTheme="minorHAnsi" w:cstheme="minorBidi"/>
-              <w:noProof/>
-              <w:kern w:val="2"/>
-              <w:szCs w:val="24"/>
-              <w14:ligatures w14:val="standardContextual"/>
-            </w:rPr>
-          </w:pPr>
-          <w:hyperlink w:anchor="_Toc237006449" w:history="1">
-            <w:r>
-              <w:rPr>
-                <w:rStyle w:val="a5"/>
-                <w:noProof/>
-              </w:rPr>
-              <w:t>8.2 上下文过长时如何处理</w:t>
-            </w:r>
-            <w:r>
-              <w:rPr>
-                <w:noProof/>
-              </w:rPr>
-              <w:tab/>
-            </w:r>
-            <w:r>
-              <w:rPr>
-                <w:noProof/>
-              </w:rPr>
-              <w:fldChar w:fldCharType="begin"/>
-            </w:r>
-            <w:r>
-              <w:rPr>
-                <w:noProof/>
-              </w:rPr>
-              <w:instrText xml:space="preserve"> PAGEREF _Toc237006449 \h </w:instrText>
-            </w:r>
-            <w:r>
-              <w:rPr>
-                <w:noProof/>
-              </w:rPr>
-            </w:r>
-            <w:r>
-              <w:rPr>
-                <w:noProof/>
-              </w:rPr>
-              <w:fldChar w:fldCharType="separate"/>
-            </w:r>
-            <w:r>
-              <w:rPr>
-                <w:noProof/>
-              </w:rPr>
-              <w:t>9</w:t>
-            </w:r>
-            <w:r>
-              <w:rPr>
-                <w:noProof/>
-              </w:rPr>
-              <w:fldChar w:fldCharType="end"/>
-            </w:r>
-          </w:hyperlink>
-        </w:p>
-        <w:p>
-          <w:pPr>
-            <w:pStyle w:val="TOC2"/>
-            <w:tabs>
-              <w:tab w:val="right" w:leader="dot" w:pos="9350"/>
-            </w:tabs>
-            <w:ind w:left="440"/>
-            <w:rPr>
-              <w:rFonts w:asciiTheme="minorHAnsi" w:eastAsiaTheme="minorEastAsia" w:hAnsiTheme="minorHAnsi" w:cstheme="minorBidi"/>
-              <w:noProof/>
-              <w:kern w:val="2"/>
-              <w:szCs w:val="24"/>
-              <w14:ligatures w14:val="standardContextual"/>
-            </w:rPr>
-          </w:pPr>
-          <w:hyperlink w:anchor="_Toc237006450" w:history="1">
-            <w:r>
-              <w:rPr>
-                <w:rStyle w:val="a5"/>
-                <w:noProof/>
-              </w:rPr>
-              <w:t>8.3 隐私边界</w:t>
-            </w:r>
-            <w:r>
-              <w:rPr>
-                <w:noProof/>
-              </w:rPr>
-              <w:tab/>
-            </w:r>
-            <w:r>
-              <w:rPr>
-                <w:noProof/>
-              </w:rPr>
-              <w:fldChar w:fldCharType="begin"/>
-            </w:r>
-            <w:r>
-              <w:rPr>
-                <w:noProof/>
-              </w:rPr>
-              <w:instrText xml:space="preserve"> PAGEREF _Toc237006450 \h </w:instrText>
-            </w:r>
-            <w:r>
-              <w:rPr>
-                <w:noProof/>
-              </w:rPr>
-            </w:r>
-            <w:r>
-              <w:rPr>
-                <w:noProof/>
-              </w:rPr>
-              <w:fldChar w:fldCharType="separate"/>
-            </w:r>
-            <w:r>
-              <w:rPr>
-                <w:noProof/>
-              </w:rPr>
-              <w:t>9</w:t>
+              <w:t>8</w:t>
             </w:r>
             <w:r>
               <w:rPr>
@@ -1752,7 +1620,7 @@
               <w14:ligatures w14:val="standardContextual"/>
             </w:rPr>
           </w:pPr>
-          <w:hyperlink w:anchor="_Toc237006451" w:history="1">
+          <w:hyperlink w:anchor="_Toc237009165" w:history="1">
             <w:r>
               <w:rPr>
                 <w:rStyle w:val="a5"/>
@@ -1776,7 +1644,7 @@
               <w:rPr>
                 <w:noProof/>
               </w:rPr>
-              <w:instrText xml:space="preserve"> PAGEREF _Toc237006451 \h </w:instrText>
+              <w:instrText xml:space="preserve"> PAGEREF _Toc237009165 \h </w:instrText>
             </w:r>
             <w:r>
               <w:rPr>
@@ -1793,7 +1661,7 @@
               <w:rPr>
                 <w:noProof/>
               </w:rPr>
-              <w:t>9</w:t>
+              <w:t>8</w:t>
             </w:r>
             <w:r>
               <w:rPr>
@@ -1817,7 +1685,7 @@
               <w14:ligatures w14:val="standardContextual"/>
             </w:rPr>
           </w:pPr>
-          <w:hyperlink w:anchor="_Toc237006452" w:history="1">
+          <w:hyperlink w:anchor="_Toc237009166" w:history="1">
             <w:r>
               <w:rPr>
                 <w:rStyle w:val="a5"/>
@@ -1841,7 +1709,7 @@
               <w:rPr>
                 <w:noProof/>
               </w:rPr>
-              <w:instrText xml:space="preserve"> PAGEREF _Toc237006452 \h </w:instrText>
+              <w:instrText xml:space="preserve"> PAGEREF _Toc237009166 \h </w:instrText>
             </w:r>
             <w:r>
               <w:rPr>
@@ -1858,7 +1726,7 @@
               <w:rPr>
                 <w:noProof/>
               </w:rPr>
-              <w:t>10</w:t>
+              <w:t>9</w:t>
             </w:r>
             <w:r>
               <w:rPr>
@@ -1882,7 +1750,7 @@
               <w14:ligatures w14:val="standardContextual"/>
             </w:rPr>
           </w:pPr>
-          <w:hyperlink w:anchor="_Toc237006453" w:history="1">
+          <w:hyperlink w:anchor="_Toc237009167" w:history="1">
             <w:r>
               <w:rPr>
                 <w:rStyle w:val="a5"/>
@@ -1906,7 +1774,7 @@
               <w:rPr>
                 <w:noProof/>
               </w:rPr>
-              <w:instrText xml:space="preserve"> PAGEREF _Toc237006453 \h </w:instrText>
+              <w:instrText xml:space="preserve"> PAGEREF _Toc237009167 \h </w:instrText>
             </w:r>
             <w:r>
               <w:rPr>
@@ -1923,7 +1791,7 @@
               <w:rPr>
                 <w:noProof/>
               </w:rPr>
-              <w:t>10</w:t>
+              <w:t>9</w:t>
             </w:r>
             <w:r>
               <w:rPr>
@@ -1947,7 +1815,7 @@
               <w14:ligatures w14:val="standardContextual"/>
             </w:rPr>
           </w:pPr>
-          <w:hyperlink w:anchor="_Toc237006454" w:history="1">
+          <w:hyperlink w:anchor="_Toc237009168" w:history="1">
             <w:r>
               <w:rPr>
                 <w:rStyle w:val="a5"/>
@@ -1971,7 +1839,7 @@
               <w:rPr>
                 <w:noProof/>
               </w:rPr>
-              <w:instrText xml:space="preserve"> PAGEREF _Toc237006454 \h </w:instrText>
+              <w:instrText xml:space="preserve"> PAGEREF _Toc237009168 \h </w:instrText>
             </w:r>
             <w:r>
               <w:rPr>
@@ -1988,7 +1856,7 @@
               <w:rPr>
                 <w:noProof/>
               </w:rPr>
-              <w:t>11</w:t>
+              <w:t>10</w:t>
             </w:r>
             <w:r>
               <w:rPr>
@@ -2012,7 +1880,7 @@
               <w14:ligatures w14:val="standardContextual"/>
             </w:rPr>
           </w:pPr>
-          <w:hyperlink w:anchor="_Toc237006455" w:history="1">
+          <w:hyperlink w:anchor="_Toc237009169" w:history="1">
             <w:r>
               <w:rPr>
                 <w:rStyle w:val="a5"/>
@@ -2036,7 +1904,7 @@
               <w:rPr>
                 <w:noProof/>
               </w:rPr>
-              <w:instrText xml:space="preserve"> PAGEREF _Toc237006455 \h </w:instrText>
+              <w:instrText xml:space="preserve"> PAGEREF _Toc237009169 \h </w:instrText>
             </w:r>
             <w:r>
               <w:rPr>
@@ -2053,7 +1921,7 @@
               <w:rPr>
                 <w:noProof/>
               </w:rPr>
-              <w:t>12</w:t>
+              <w:t>11</w:t>
             </w:r>
             <w:r>
               <w:rPr>
@@ -2077,7 +1945,7 @@
               <w14:ligatures w14:val="standardContextual"/>
             </w:rPr>
           </w:pPr>
-          <w:hyperlink w:anchor="_Toc237006456" w:history="1">
+          <w:hyperlink w:anchor="_Toc237009170" w:history="1">
             <w:r>
               <w:rPr>
                 <w:rStyle w:val="a5"/>
@@ -2101,7 +1969,7 @@
               <w:rPr>
                 <w:noProof/>
               </w:rPr>
-              <w:instrText xml:space="preserve"> PAGEREF _Toc237006456 \h </w:instrText>
+              <w:instrText xml:space="preserve"> PAGEREF _Toc237009170 \h </w:instrText>
             </w:r>
             <w:r>
               <w:rPr>
@@ -2118,7 +1986,7 @@
               <w:rPr>
                 <w:noProof/>
               </w:rPr>
-              <w:t>12</w:t>
+              <w:t>11</w:t>
             </w:r>
             <w:r>
               <w:rPr>
@@ -2145,7 +2013,7 @@
         <w:pStyle w:val="1"/>
         <w:keepNext/>
       </w:pPr>
-      <w:bookmarkStart w:id="0" w:name="_Toc237006428"/>
+      <w:bookmarkStart w:id="0" w:name="_Toc237009144"/>
       <w:r>
         <w:lastRenderedPageBreak/>
         <w:t>一、项目要解决什么问题</w:t>
@@ -2354,7 +2222,7 @@
         <w:pStyle w:val="1"/>
         <w:keepNext/>
       </w:pPr>
-      <w:bookmarkStart w:id="1" w:name="_Toc237006429"/>
+      <w:bookmarkStart w:id="1" w:name="_Toc237009145"/>
       <w:r>
         <w:t>二、系统定位与实现边界</w:t>
       </w:r>
@@ -2763,87 +2631,71 @@
                 <w:color w:val="1A1A1A"/>
                 <w:sz w:val="19"/>
               </w:rPr>
-              <w:t>和</w:t>
-            </w:r>
-            <w:r>
-              <w:rPr>
-                <w:rFonts w:ascii="Aptos" w:hAnsi="Aptos"/>
-                <w:color w:val="1A1A1A"/>
-                <w:sz w:val="19"/>
-              </w:rPr>
-              <w:t xml:space="preserve"> Cross-encoder</w:t>
-            </w:r>
-            <w:r>
-              <w:rPr>
-                <w:rFonts w:ascii="Aptos" w:hAnsi="Aptos"/>
-                <w:color w:val="1A1A1A"/>
-                <w:sz w:val="19"/>
-              </w:rPr>
-              <w:t>。</w:t>
-            </w:r>
-            <w:r>
-              <w:rPr>
-                <w:rFonts w:ascii="Aptos" w:hAnsi="Aptos"/>
-                <w:color w:val="1A1A1A"/>
-                <w:sz w:val="19"/>
-              </w:rPr>
-              <w:t xml:space="preserve">RAPTOR-lite </w:t>
-            </w:r>
-            <w:r>
-              <w:rPr>
-                <w:rFonts w:ascii="Aptos" w:hAnsi="Aptos"/>
-                <w:color w:val="1A1A1A"/>
-                <w:sz w:val="19"/>
-              </w:rPr>
-              <w:t>已实现、默认关闭（</w:t>
-            </w:r>
-            <w:r>
-              <w:rPr>
-                <w:rFonts w:ascii="Aptos" w:hAnsi="Aptos"/>
-                <w:color w:val="1A1A1A"/>
-                <w:sz w:val="19"/>
-              </w:rPr>
-              <w:t xml:space="preserve">V1 </w:t>
-            </w:r>
-            <w:r>
-              <w:rPr>
-                <w:rFonts w:ascii="Aptos" w:hAnsi="Aptos"/>
-                <w:color w:val="1A1A1A"/>
-                <w:sz w:val="19"/>
-              </w:rPr>
-              <w:t>主流程固定关闭，仅用于消融实验）；</w:t>
-            </w:r>
-            <w:r>
-              <w:rPr>
-                <w:rFonts w:ascii="Aptos" w:hAnsi="Aptos"/>
-                <w:color w:val="1A1A1A"/>
-                <w:sz w:val="19"/>
-              </w:rPr>
-              <w:t xml:space="preserve">Cross-encoder </w:t>
-            </w:r>
-            <w:r>
-              <w:rPr>
-                <w:rFonts w:ascii="Aptos" w:hAnsi="Aptos"/>
-                <w:color w:val="1A1A1A"/>
-                <w:sz w:val="19"/>
-              </w:rPr>
-              <w:t>仅在设计中保留位置，未实现代码，不放进</w:t>
-            </w:r>
-            <w:r>
-              <w:rPr>
-                <w:rFonts w:ascii="Aptos" w:hAnsi="Aptos"/>
-                <w:color w:val="1A1A1A"/>
-                <w:sz w:val="19"/>
-              </w:rPr>
-              <w:t xml:space="preserve"> V1 </w:t>
-            </w:r>
-            <w:r>
-              <w:rPr>
-                <w:rFonts w:ascii="Aptos" w:hAnsi="Aptos"/>
-                <w:color w:val="1A1A1A"/>
-                <w:sz w:val="19"/>
-              </w:rPr>
-              <w:t>主流程。</w:t>
+              <w:t>与</w:t>
+            </w:r>
+            <w:r>
+              <w:rPr>
+                <w:rFonts w:ascii="Aptos" w:hAnsi="Aptos"/>
+                <w:color w:val="1A1A1A"/>
+                <w:sz w:val="19"/>
+              </w:rPr>
+              <w:t xml:space="preserve"> Cross-encoder </w:t>
+            </w:r>
+            <w:r>
+              <w:rPr>
+                <w:rFonts w:ascii="Aptos" w:hAnsi="Aptos"/>
+                <w:color w:val="1A1A1A"/>
+                <w:sz w:val="19"/>
+              </w:rPr>
+              <w:t>精排均已实现，并在</w:t>
+            </w:r>
+            <w:r>
+              <w:rPr>
+                <w:rFonts w:ascii="Aptos" w:hAnsi="Aptos"/>
+                <w:color w:val="1A1A1A"/>
+                <w:sz w:val="19"/>
+              </w:rPr>
+              <w:t xml:space="preserve"> 2026-08-07 </w:t>
+            </w:r>
+            <w:r>
+              <w:rPr>
+                <w:rFonts w:ascii="Aptos" w:hAnsi="Aptos"/>
+                <w:color w:val="1A1A1A"/>
+                <w:sz w:val="19"/>
+              </w:rPr>
+              <w:t>批次</w:t>
+            </w:r>
+            <w:r>
+              <w:rPr>
+                <w:rFonts w:ascii="Aptos" w:hAnsi="Aptos"/>
+                <w:color w:val="1A1A1A"/>
+                <w:sz w:val="19"/>
+              </w:rPr>
+              <w:t xml:space="preserve"> 9 </w:t>
+            </w:r>
+            <w:r>
+              <w:rPr>
+                <w:rFonts w:ascii="Aptos" w:hAnsi="Aptos"/>
+                <w:color w:val="1A1A1A"/>
+                <w:sz w:val="19"/>
+              </w:rPr>
+              <w:t>验收配置中同时开启（代码默认值保持关闭，由</w:t>
+            </w:r>
+            <w:r>
+              <w:rPr>
+                <w:rFonts w:ascii="Aptos" w:hAnsi="Aptos"/>
+                <w:color w:val="1A1A1A"/>
+                <w:sz w:val="19"/>
+              </w:rPr>
+              <w:t xml:space="preserve"> .env </w:t>
+            </w:r>
+            <w:r>
+              <w:rPr>
+                <w:rFonts w:ascii="Aptos" w:hAnsi="Aptos"/>
+                <w:color w:val="1A1A1A"/>
+                <w:sz w:val="19"/>
+              </w:rPr>
+              <w:t>开关控制，可随时回退）。四通道消融见第十一章。</w:t>
             </w:r>
           </w:p>
         </w:tc>
@@ -3121,7 +2973,7 @@
         <w:pStyle w:val="1"/>
         <w:keepNext/>
       </w:pPr>
-      <w:bookmarkStart w:id="2" w:name="_Toc237006430"/>
+      <w:bookmarkStart w:id="2" w:name="_Toc237009146"/>
       <w:r>
         <w:t>三、用户实际使用流程</w:t>
       </w:r>
@@ -3777,7 +3629,23 @@
                 <w:color w:val="1A1A1A"/>
                 <w:sz w:val="19"/>
               </w:rPr>
-              <w:t>选择目标模式并回答一次必要追问</w:t>
+              <w:t>在群聊中与小意多轮受控咨询（目标、地点、签证集齐即可定稿，最多</w:t>
+            </w:r>
+            <w:r>
+              <w:rPr>
+                <w:rFonts w:ascii="Aptos" w:hAnsi="Aptos"/>
+                <w:color w:val="1A1A1A"/>
+                <w:sz w:val="19"/>
+              </w:rPr>
+              <w:t xml:space="preserve"> 8 </w:t>
+            </w:r>
+            <w:r>
+              <w:rPr>
+                <w:rFonts w:ascii="Aptos" w:hAnsi="Aptos"/>
+                <w:color w:val="1A1A1A"/>
+                <w:sz w:val="19"/>
+              </w:rPr>
+              <w:t>轮；简历含糊时会被主动追问）</w:t>
             </w:r>
           </w:p>
         </w:tc>
@@ -4047,6 +3915,7 @@
                 <w:color w:val="1A1A1A"/>
                 <w:sz w:val="19"/>
               </w:rPr>
+              <w:lastRenderedPageBreak/>
               <w:t xml:space="preserve">6. </w:t>
             </w:r>
             <w:r>
@@ -4279,7 +4148,6 @@
                 <w:color w:val="1F4E79"/>
                 <w:sz w:val="21"/>
               </w:rPr>
-              <w:lastRenderedPageBreak/>
               <w:t xml:space="preserve">Match Brief </w:t>
             </w:r>
             <w:r>
@@ -4341,7 +4209,7 @@
         <w:pStyle w:val="1"/>
         <w:keepNext/>
       </w:pPr>
-      <w:bookmarkStart w:id="3" w:name="_Toc237006431"/>
+      <w:bookmarkStart w:id="3" w:name="_Toc237009147"/>
       <w:r>
         <w:t>四、系统总体架构</w:t>
       </w:r>
@@ -5151,7 +5019,7 @@
                 <w:color w:val="1A1A1A"/>
                 <w:sz w:val="19"/>
               </w:rPr>
-              <w:t>提供简历确认、意图咨询、运行进度、结果、证据、评估和监控页面。</w:t>
+              <w:t>提供群聊工作台（上传确认、咨询澄清、运行播报、结果证据一体）以及个人、评估和监控页面。</w:t>
             </w:r>
           </w:p>
         </w:tc>
@@ -5167,7 +5035,7 @@
         <w:pStyle w:val="1"/>
         <w:keepNext/>
       </w:pPr>
-      <w:bookmarkStart w:id="4" w:name="_Toc237006432"/>
+      <w:bookmarkStart w:id="4" w:name="_Toc237009148"/>
       <w:r>
         <w:t>五、三个业务 Agent 与 Supervisor</w:t>
       </w:r>
@@ -5178,7 +5046,7 @@
         <w:pStyle w:val="2"/>
         <w:keepNext/>
       </w:pPr>
-      <w:bookmarkStart w:id="5" w:name="_Toc237006433"/>
+      <w:bookmarkStart w:id="5" w:name="_Toc237009149"/>
       <w:r>
         <w:t>5.1 Intent Agent：先把目标说清楚</w:t>
       </w:r>
@@ -5267,7 +5135,6 @@
           <w:color w:val="1A1A1A"/>
           <w:sz w:val="21"/>
         </w:rPr>
-        <w:lastRenderedPageBreak/>
         <w:t>是硬约束，</w:t>
       </w:r>
       <w:r>
@@ -5324,7 +5191,7 @@
         <w:pStyle w:val="2"/>
         <w:keepNext/>
       </w:pPr>
-      <w:bookmarkStart w:id="6" w:name="_Toc237006434"/>
+      <w:bookmarkStart w:id="6" w:name="_Toc237009150"/>
       <w:r>
         <w:t>5.2 Matching Agent：解释 Top-K，而不是扫描整个岗位库</w:t>
       </w:r>
@@ -5517,7 +5384,7 @@
         <w:pStyle w:val="2"/>
         <w:keepNext/>
       </w:pPr>
-      <w:bookmarkStart w:id="7" w:name="_Toc237006435"/>
+      <w:bookmarkStart w:id="7" w:name="_Toc237009151"/>
       <w:r>
         <w:t>5.3 Strategy Agent：把结果变成可执行建议</w:t>
       </w:r>
@@ -5550,7 +5417,7 @@
         <w:pStyle w:val="2"/>
         <w:keepNext/>
       </w:pPr>
-      <w:bookmarkStart w:id="8" w:name="_Toc237006436"/>
+      <w:bookmarkStart w:id="8" w:name="_Toc237009152"/>
       <w:r>
         <w:t>5.4 Supervisor Harness：不是第四个普通 Agent</w:t>
       </w:r>
@@ -5935,8 +5802,9 @@
         <w:pStyle w:val="1"/>
         <w:keepNext/>
       </w:pPr>
-      <w:bookmarkStart w:id="9" w:name="_Toc237006437"/>
-      <w:r>
+      <w:bookmarkStart w:id="9" w:name="_Toc237009153"/>
+      <w:r>
+        <w:lastRenderedPageBreak/>
         <w:t>六、岗位库、混合检索与 RAPTOR</w:t>
       </w:r>
       <w:bookmarkEnd w:id="9"/>
@@ -5946,7 +5814,7 @@
         <w:pStyle w:val="2"/>
         <w:keepNext/>
       </w:pPr>
-      <w:bookmarkStart w:id="10" w:name="_Toc237006438"/>
+      <w:bookmarkStart w:id="10" w:name="_Toc237009154"/>
       <w:r>
         <w:t>6.1 岗位库不是只存 Dense 向量</w:t>
       </w:r>
@@ -6019,9 +5887,8 @@
         <w:pStyle w:val="2"/>
         <w:keepNext/>
       </w:pPr>
-      <w:bookmarkStart w:id="11" w:name="_Toc237006439"/>
-      <w:r>
-        <w:lastRenderedPageBreak/>
+      <w:bookmarkStart w:id="11" w:name="_Toc237009155"/>
+      <w:r>
         <w:t>6.2 SQL 先处理硬约束</w:t>
       </w:r>
       <w:bookmarkEnd w:id="11"/>
@@ -6077,7 +5944,7 @@
         <w:pStyle w:val="2"/>
         <w:keepNext/>
       </w:pPr>
-      <w:bookmarkStart w:id="12" w:name="_Toc237006440"/>
+      <w:bookmarkStart w:id="12" w:name="_Toc237009156"/>
       <w:r>
         <w:t>6.3 BM25 与 Dense 并行</w:t>
       </w:r>
@@ -6251,7 +6118,7 @@
         <w:pStyle w:val="2"/>
         <w:keepNext/>
       </w:pPr>
-      <w:bookmarkStart w:id="13" w:name="_Toc237006441"/>
+      <w:bookmarkStart w:id="13" w:name="_Toc237009157"/>
       <w:r>
         <w:t>6.4 RRF 在 job_id 粒度融合</w:t>
       </w:r>
@@ -6316,7 +6183,7 @@
         <w:pStyle w:val="2"/>
         <w:keepNext/>
       </w:pPr>
-      <w:bookmarkStart w:id="14" w:name="_Toc237006442"/>
+      <w:bookmarkStart w:id="14" w:name="_Toc237009158"/>
       <w:r>
         <w:t>6.5 RAPTOR-lite 是可选的层级语义召回</w:t>
       </w:r>
@@ -6453,23 +6320,39 @@
           <w:color w:val="1A1A1A"/>
           <w:sz w:val="21"/>
         </w:rPr>
-        <w:t>限制，然后在岗位层级聚合。</w:t>
-      </w:r>
-      <w:r>
-        <w:rPr>
-          <w:rFonts w:ascii="Aptos" w:hAnsi="Aptos"/>
-          <w:color w:val="1A1A1A"/>
-          <w:sz w:val="21"/>
-        </w:rPr>
-        <w:t xml:space="preserve">V2 </w:t>
-      </w:r>
-      <w:r>
-        <w:rPr>
-          <w:rFonts w:ascii="Aptos" w:hAnsi="Aptos"/>
-          <w:color w:val="1A1A1A"/>
-          <w:sz w:val="21"/>
-        </w:rPr>
-        <w:t>中</w:t>
+        <w:t>限制，然后在岗位层级聚合。在</w:t>
+      </w:r>
+      <w:r>
+        <w:rPr>
+          <w:rFonts w:ascii="Aptos" w:hAnsi="Aptos"/>
+          <w:color w:val="1A1A1A"/>
+          <w:sz w:val="21"/>
+        </w:rPr>
+        <w:t xml:space="preserve"> 2026-08-07 </w:t>
+      </w:r>
+      <w:r>
+        <w:rPr>
+          <w:rFonts w:ascii="Aptos" w:hAnsi="Aptos"/>
+          <w:color w:val="1A1A1A"/>
+          <w:sz w:val="21"/>
+        </w:rPr>
+        <w:t>批次</w:t>
+      </w:r>
+      <w:r>
+        <w:rPr>
+          <w:rFonts w:ascii="Aptos" w:hAnsi="Aptos"/>
+          <w:color w:val="1A1A1A"/>
+          <w:sz w:val="21"/>
+        </w:rPr>
+        <w:t xml:space="preserve"> 9 </w:t>
+      </w:r>
+      <w:r>
+        <w:rPr>
+          <w:rFonts w:ascii="Aptos" w:hAnsi="Aptos"/>
+          <w:color w:val="1A1A1A"/>
+          <w:sz w:val="21"/>
+        </w:rPr>
+        <w:t>验收配置中</w:t>
       </w:r>
       <w:r>
         <w:rPr>
@@ -6485,7 +6368,23 @@
           <w:color w:val="1A1A1A"/>
           <w:sz w:val="21"/>
         </w:rPr>
-        <w:t>已默认开启，成为第三条并行召回路线。</w:t>
+        <w:t>已开启，成为第三条并行召回路线（代码默认值保持关闭，由</w:t>
+      </w:r>
+      <w:r>
+        <w:rPr>
+          <w:rFonts w:ascii="Aptos" w:hAnsi="Aptos"/>
+          <w:color w:val="1A1A1A"/>
+          <w:sz w:val="21"/>
+        </w:rPr>
+        <w:t xml:space="preserve"> .env </w:t>
+      </w:r>
+      <w:r>
+        <w:rPr>
+          <w:rFonts w:ascii="Aptos" w:hAnsi="Aptos"/>
+          <w:color w:val="1A1A1A"/>
+          <w:sz w:val="21"/>
+        </w:rPr>
+        <w:t>开关控制）。</w:t>
       </w:r>
     </w:p>
     <w:p>
@@ -6571,34 +6470,28 @@
         <w:pStyle w:val="2"/>
         <w:spacing w:line="317" w:lineRule="auto"/>
       </w:pPr>
-      <w:bookmarkStart w:id="15" w:name="_Toc237006443"/>
-      <w:r>
+      <w:bookmarkStart w:id="15" w:name="_Toc237009159"/>
+      <w:r>
+        <w:lastRenderedPageBreak/>
         <w:t>6.6 Cross-encoder 精排：融合之后再精读一遍</w:t>
       </w:r>
       <w:bookmarkEnd w:id="15"/>
     </w:p>
     <w:p>
       <w:pPr>
-        <w:pStyle w:val="2"/>
         <w:spacing w:line="317" w:lineRule="auto"/>
       </w:pPr>
-      <w:bookmarkStart w:id="16" w:name="_Toc237006444"/>
       <w:r>
         <w:t>前面几条路线给出的排序，来自“分别看简历和岗位”的比较。Cross-encoder（交叉编码器）则把查询文本和某个岗位的原文放在同一个模型里“对着读”，给出更准的相关性分数——代价是更贵，所以只对融合后的头部窗口做精排（DashScope gte-rerank-v2）。</w:t>
       </w:r>
-      <w:bookmarkEnd w:id="16"/>
     </w:p>
     <w:p>
       <w:pPr>
-        <w:pStyle w:val="2"/>
         <w:spacing w:line="317" w:lineRule="auto"/>
       </w:pPr>
-      <w:bookmarkStart w:id="17" w:name="_Toc237006445"/>
-      <w:r>
-        <w:lastRenderedPageBreak/>
+      <w:r>
         <w:t>为了稳妥，精排采用两条保护：一是分数只在送入窗口内做单调重映射，不跨请求比较（供应商明确不保证跨请求分数可比）；二是精排服务一旦失败，系统会自动按“不开精排”的同一条路径重算（lazy fallback），用户只会感觉到结果稍慢，不会看到报错。</w:t>
       </w:r>
-      <w:bookmarkEnd w:id="17"/>
     </w:p>
     <w:tbl>
       <w:tblPr>
@@ -6685,7 +6578,7 @@
                 <w:color w:val="1F4E79"/>
                 <w:sz w:val="21"/>
               </w:rPr>
-              <w:t xml:space="preserve">SQL </w:t>
+              <w:t xml:space="preserve">Cross-encoder </w:t>
             </w:r>
             <w:r>
               <w:rPr>
@@ -6694,7 +6587,7 @@
                 <w:color w:val="1F4E79"/>
                 <w:sz w:val="21"/>
               </w:rPr>
-              <w:t>负责硬约束；</w:t>
+              <w:t>负责融合后的头部精排；</w:t>
             </w:r>
             <w:r>
               <w:rPr>
@@ -6703,7 +6596,7 @@
                 <w:color w:val="1F4E79"/>
                 <w:sz w:val="21"/>
               </w:rPr>
-              <w:t xml:space="preserve">Matching Agent </w:t>
+              <w:t xml:space="preserve">SQL </w:t>
             </w:r>
             <w:r>
               <w:rPr>
@@ -6712,7 +6605,7 @@
                 <w:color w:val="1F4E79"/>
                 <w:sz w:val="21"/>
               </w:rPr>
-              <w:t>负责解释与分层。知识图谱和</w:t>
+              <w:t>负责硬约束；</w:t>
             </w:r>
             <w:r>
               <w:rPr>
@@ -6721,7 +6614,7 @@
                 <w:color w:val="1F4E79"/>
                 <w:sz w:val="21"/>
               </w:rPr>
-              <w:t xml:space="preserve"> Skill Graph </w:t>
+              <w:t xml:space="preserve">Matching Agent </w:t>
             </w:r>
             <w:r>
               <w:rPr>
@@ -6730,7 +6623,7 @@
                 <w:color w:val="1F4E79"/>
                 <w:sz w:val="21"/>
               </w:rPr>
-              <w:t>没有进入当前</w:t>
+              <w:t>负责解释与分层。知识图谱和</w:t>
             </w:r>
             <w:r>
               <w:rPr>
@@ -6739,7 +6632,7 @@
                 <w:color w:val="1F4E79"/>
                 <w:sz w:val="21"/>
               </w:rPr>
-              <w:t xml:space="preserve"> V1</w:t>
+              <w:t xml:space="preserve"> Skill Graph </w:t>
             </w:r>
             <w:r>
               <w:rPr>
@@ -6748,7 +6641,7 @@
                 <w:color w:val="1F4E79"/>
                 <w:sz w:val="21"/>
               </w:rPr>
-              <w:t>。</w:t>
+              <w:t>没有进入当前版本。</w:t>
             </w:r>
           </w:p>
         </w:tc>
@@ -6764,11 +6657,11 @@
         <w:pStyle w:val="1"/>
         <w:keepNext/>
       </w:pPr>
-      <w:bookmarkStart w:id="18" w:name="_Toc237006446"/>
+      <w:bookmarkStart w:id="16" w:name="_Toc237009160"/>
       <w:r>
         <w:t>七、Supervisor 如何全程监督</w:t>
       </w:r>
-      <w:bookmarkEnd w:id="18"/>
+      <w:bookmarkEnd w:id="16"/>
     </w:p>
     <w:tbl>
       <w:tblPr>
@@ -7288,6 +7181,7 @@
           <w:color w:val="1A1A1A"/>
           <w:sz w:val="21"/>
         </w:rPr>
+        <w:lastRenderedPageBreak/>
         <w:t xml:space="preserve">•  </w:t>
       </w:r>
       <w:r>
@@ -7313,23 +7207,22 @@
         <w:pStyle w:val="1"/>
         <w:keepNext/>
       </w:pPr>
-      <w:bookmarkStart w:id="19" w:name="_Toc237006447"/>
-      <w:r>
-        <w:lastRenderedPageBreak/>
+      <w:bookmarkStart w:id="17" w:name="_Toc237009161"/>
+      <w:r>
         <w:t>八、证据、上下文与安全边界</w:t>
       </w:r>
-      <w:bookmarkEnd w:id="19"/>
+      <w:bookmarkEnd w:id="17"/>
     </w:p>
     <w:p>
       <w:pPr>
         <w:pStyle w:val="2"/>
         <w:keepNext/>
       </w:pPr>
-      <w:bookmarkStart w:id="20" w:name="_Toc237006448"/>
+      <w:bookmarkStart w:id="18" w:name="_Toc237009162"/>
       <w:r>
         <w:t>8.1 两类证据</w:t>
       </w:r>
-      <w:bookmarkEnd w:id="20"/>
+      <w:bookmarkEnd w:id="18"/>
     </w:p>
     <w:p>
       <w:pPr>
@@ -7450,11 +7343,11 @@
         <w:pStyle w:val="2"/>
         <w:keepNext/>
       </w:pPr>
-      <w:bookmarkStart w:id="21" w:name="_Toc237006449"/>
+      <w:bookmarkStart w:id="19" w:name="_Toc237009163"/>
       <w:r>
         <w:t>8.2 上下文过长时如何处理</w:t>
       </w:r>
-      <w:bookmarkEnd w:id="21"/>
+      <w:bookmarkEnd w:id="19"/>
     </w:p>
     <w:p>
       <w:pPr>
@@ -7523,11 +7416,11 @@
         <w:pStyle w:val="2"/>
         <w:keepNext/>
       </w:pPr>
-      <w:bookmarkStart w:id="22" w:name="_Toc237006450"/>
+      <w:bookmarkStart w:id="20" w:name="_Toc237009164"/>
       <w:r>
         <w:t>8.3 隐私边界</w:t>
       </w:r>
-      <w:bookmarkEnd w:id="22"/>
+      <w:bookmarkEnd w:id="20"/>
     </w:p>
     <w:p>
       <w:pPr>
@@ -7564,11 +7457,11 @@
         <w:pStyle w:val="1"/>
         <w:keepNext/>
       </w:pPr>
-      <w:bookmarkStart w:id="23" w:name="_Toc237006451"/>
+      <w:bookmarkStart w:id="21" w:name="_Toc237009165"/>
       <w:r>
         <w:t>九、双空间记忆与反馈闭环</w:t>
       </w:r>
-      <w:bookmarkEnd w:id="23"/>
+      <w:bookmarkEnd w:id="21"/>
     </w:p>
     <w:tbl>
       <w:tblPr>
@@ -7986,12 +7879,12 @@
         <w:pStyle w:val="1"/>
         <w:keepNext/>
       </w:pPr>
-      <w:bookmarkStart w:id="24" w:name="_Toc237006452"/>
+      <w:bookmarkStart w:id="22" w:name="_Toc237009166"/>
       <w:r>
         <w:lastRenderedPageBreak/>
         <w:t>十、多人服务、API 与前端</w:t>
       </w:r>
-      <w:bookmarkEnd w:id="24"/>
+      <w:bookmarkEnd w:id="22"/>
     </w:p>
     <w:p>
       <w:pPr>
@@ -8429,7 +8322,15 @@
                 <w:color w:val="1A1A1A"/>
                 <w:sz w:val="19"/>
               </w:rPr>
-              <w:t>Workspace / Resume</w:t>
+              <w:t>登录</w:t>
+            </w:r>
+            <w:r>
+              <w:rPr>
+                <w:rFonts w:ascii="Aptos" w:hAnsi="Aptos"/>
+                <w:color w:val="1A1A1A"/>
+                <w:sz w:val="19"/>
+              </w:rPr>
+              <w:t xml:space="preserve"> / Landing</w:t>
             </w:r>
           </w:p>
         </w:tc>
@@ -8454,7 +8355,23 @@
                 <w:color w:val="1A1A1A"/>
                 <w:sz w:val="19"/>
               </w:rPr>
-              <w:t>上传简历、查看归一化结果和原文证据并确认。</w:t>
+              <w:t>邮箱验证码登录注册（每账号</w:t>
+            </w:r>
+            <w:r>
+              <w:rPr>
+                <w:rFonts w:ascii="Aptos" w:hAnsi="Aptos"/>
+                <w:color w:val="1A1A1A"/>
+                <w:sz w:val="19"/>
+              </w:rPr>
+              <w:t xml:space="preserve"> 3 </w:t>
+            </w:r>
+            <w:r>
+              <w:rPr>
+                <w:rFonts w:ascii="Aptos" w:hAnsi="Aptos"/>
+                <w:color w:val="1A1A1A"/>
+                <w:sz w:val="19"/>
+              </w:rPr>
+              <w:t>次咨询额度），介绍系统能力边界。</w:t>
             </w:r>
           </w:p>
         </w:tc>
@@ -8486,7 +8403,7 @@
                 <w:color w:val="1A1A1A"/>
                 <w:sz w:val="19"/>
               </w:rPr>
-              <w:t>Brief</w:t>
+              <w:t>群聊工作台</w:t>
             </w:r>
           </w:p>
         </w:tc>
@@ -8512,23 +8429,23 @@
                 <w:color w:val="1A1A1A"/>
                 <w:sz w:val="19"/>
               </w:rPr>
-              <w:t>与</w:t>
-            </w:r>
-            <w:r>
-              <w:rPr>
-                <w:rFonts w:ascii="Aptos" w:hAnsi="Aptos"/>
-                <w:color w:val="1A1A1A"/>
-                <w:sz w:val="19"/>
-              </w:rPr>
-              <w:t xml:space="preserve"> Intent Agent </w:t>
-            </w:r>
-            <w:r>
-              <w:rPr>
-                <w:rFonts w:ascii="Aptos" w:hAnsi="Aptos"/>
-                <w:color w:val="1A1A1A"/>
-                <w:sz w:val="19"/>
-              </w:rPr>
-              <w:t>咨询并确认</w:t>
+              <w:t>单页完成主线：上传并确认简历档案、与小意多轮咨询与澄清、槽位</w:t>
+            </w:r>
+            <w:r>
+              <w:rPr>
+                <w:rFonts w:ascii="Aptos" w:hAnsi="Aptos"/>
+                <w:color w:val="1A1A1A"/>
+                <w:sz w:val="19"/>
+              </w:rPr>
+              <w:t xml:space="preserve"> chips</w:t>
+            </w:r>
+            <w:r>
+              <w:rPr>
+                <w:rFonts w:ascii="Aptos" w:hAnsi="Aptos"/>
+                <w:color w:val="1A1A1A"/>
+                <w:sz w:val="19"/>
+              </w:rPr>
+              <w:t>、生成并确认</w:t>
             </w:r>
             <w:r>
               <w:rPr>
@@ -8544,7 +8461,23 @@
                 <w:color w:val="1A1A1A"/>
                 <w:sz w:val="19"/>
               </w:rPr>
-              <w:t>。</w:t>
+              <w:t>、</w:t>
+            </w:r>
+            <w:r>
+              <w:rPr>
+                <w:rFonts w:ascii="Aptos" w:hAnsi="Aptos"/>
+                <w:color w:val="1A1A1A"/>
+                <w:sz w:val="19"/>
+              </w:rPr>
+              <w:t xml:space="preserve">PM </w:t>
+            </w:r>
+            <w:r>
+              <w:rPr>
+                <w:rFonts w:ascii="Aptos" w:hAnsi="Aptos"/>
+                <w:color w:val="1A1A1A"/>
+                <w:sz w:val="19"/>
+              </w:rPr>
+              <w:t>运行播报进度卡、查看分层结果与证据、提交反馈。</w:t>
             </w:r>
           </w:p>
         </w:tc>
@@ -8575,7 +8508,7 @@
                 <w:color w:val="1A1A1A"/>
                 <w:sz w:val="19"/>
               </w:rPr>
-              <w:t>Run Progress</w:t>
+              <w:t>个人页</w:t>
             </w:r>
           </w:p>
         </w:tc>
@@ -8600,7 +8533,7 @@
                 <w:color w:val="1A1A1A"/>
                 <w:sz w:val="19"/>
               </w:rPr>
-              <w:t>展示简历、意图、检索、策略、核查和结果阶段。</w:t>
+              <w:t>查看账号信息与长期画像（来源标注，无内容时如实显示空态）。</w:t>
             </w:r>
           </w:p>
         </w:tc>
@@ -8632,7 +8565,7 @@
                 <w:color w:val="1A1A1A"/>
                 <w:sz w:val="19"/>
               </w:rPr>
-              <w:t>Results / Evidence</w:t>
+              <w:t>评估（答辩）</w:t>
             </w:r>
           </w:p>
         </w:tc>
@@ -8658,23 +8591,7 @@
                 <w:color w:val="1A1A1A"/>
                 <w:sz w:val="19"/>
               </w:rPr>
-              <w:t>查看岗位分层、解释、</w:t>
-            </w:r>
-            <w:r>
-              <w:rPr>
-                <w:rFonts w:ascii="Aptos" w:hAnsi="Aptos"/>
-                <w:color w:val="1A1A1A"/>
-                <w:sz w:val="19"/>
-              </w:rPr>
-              <w:t xml:space="preserve">JD </w:t>
-            </w:r>
-            <w:r>
-              <w:rPr>
-                <w:rFonts w:ascii="Aptos" w:hAnsi="Aptos"/>
-                <w:color w:val="1A1A1A"/>
-                <w:sz w:val="19"/>
-              </w:rPr>
-              <w:t>证据、简历建议和职业路径。</w:t>
+              <w:t>查看检索评估指标与消融对比入口。</w:t>
             </w:r>
           </w:p>
         </w:tc>
@@ -8705,7 +8622,7 @@
                 <w:color w:val="1A1A1A"/>
                 <w:sz w:val="19"/>
               </w:rPr>
-              <w:t>Evaluation / Monitoring</w:t>
+              <w:t>监控（答辩）</w:t>
             </w:r>
           </w:p>
         </w:tc>
@@ -8730,7 +8647,7 @@
                 <w:color w:val="1A1A1A"/>
                 <w:sz w:val="19"/>
               </w:rPr>
-              <w:t>查看检索解释、阶段耗时、恢复事件和只读运行指标。</w:t>
+              <w:t>只读运行指标、阶段耗时与恢复事件。</w:t>
             </w:r>
           </w:p>
         </w:tc>
@@ -8746,11 +8663,11 @@
         <w:pStyle w:val="1"/>
         <w:keepNext/>
       </w:pPr>
-      <w:bookmarkStart w:id="25" w:name="_Toc237006453"/>
+      <w:bookmarkStart w:id="23" w:name="_Toc237009167"/>
       <w:r>
         <w:t>十一、系统输出与评估</w:t>
       </w:r>
-      <w:bookmarkEnd w:id="25"/>
+      <w:bookmarkEnd w:id="23"/>
     </w:p>
     <w:tbl>
       <w:tblPr>
@@ -9028,6 +8945,7 @@
                 <w:color w:val="1A1A1A"/>
                 <w:sz w:val="19"/>
               </w:rPr>
+              <w:lastRenderedPageBreak/>
               <w:t>能力缺口</w:t>
             </w:r>
           </w:p>
@@ -9142,7 +9060,6 @@
                 <w:color w:val="1A1A1A"/>
                 <w:sz w:val="19"/>
               </w:rPr>
-              <w:lastRenderedPageBreak/>
               <w:t>职业路径</w:t>
             </w:r>
           </w:p>
@@ -9669,320 +9586,56 @@
       <w:pPr>
         <w:pStyle w:val="1"/>
       </w:pPr>
-      <w:bookmarkStart w:id="26" w:name="_Toc237006454"/>
+      <w:bookmarkStart w:id="24" w:name="_Toc237009168"/>
       <w:r>
         <w:t>十二、简历澄清回路：让含糊的经历变成可用证据</w:t>
       </w:r>
-      <w:bookmarkEnd w:id="26"/>
+      <w:bookmarkEnd w:id="24"/>
     </w:p>
     <w:p>
       <w:r>
-        <w:t>很多求职者的简历写得很含糊，比如</w:t>
-      </w:r>
-      <w:r>
-        <w:t>“</w:t>
-      </w:r>
-      <w:r>
-        <w:t>参与了数据项目</w:t>
-      </w:r>
-      <w:r>
-        <w:t>”——</w:t>
-      </w:r>
-      <w:r>
-        <w:t>既看不出做了什么，也没法用来匹配岗位。</w:t>
-      </w:r>
-      <w:r>
-        <w:t xml:space="preserve">V2 </w:t>
-      </w:r>
-      <w:r>
-        <w:t>新增的简历澄清回路解决这个问题：简历归一化时，系统会把</w:t>
-      </w:r>
-      <w:r>
-        <w:t>“</w:t>
-      </w:r>
-      <w:r>
-        <w:t>哪段经历缺少职责或成果描述</w:t>
-      </w:r>
-      <w:r>
-        <w:t>”</w:t>
-      </w:r>
-      <w:r>
-        <w:t>这类质量问题结构化地记下来，挑出最值得补充的最多两处，在咨询进行到目标、地点、签证三项都确认之后，由小意主动、具体地追问。</w:t>
+        <w:t>很多求职者的简历写得很含糊，比如“参与了数据项目”——既看不出做了什么，也没法用来匹配岗位。V2 新增的简历澄清回路解决这个问题：简历归一化时，系统会把“哪段经历缺少职责或成果描述”这类质量问题结构化地记下来，挑出最值得补充的最多两处，在咨询进行到目标、地点、签证三项都确认之后，由小意主动、具体地追问。</w:t>
       </w:r>
     </w:p>
     <w:p>
       <w:r>
-        <w:t>用户的回答会被原话逐字保存为一条新的证据（编号</w:t>
-      </w:r>
-      <w:r>
-        <w:t xml:space="preserve"> C001</w:t>
-      </w:r>
-      <w:r>
-        <w:t>、</w:t>
-      </w:r>
-      <w:r>
-        <w:t>C002…</w:t>
-      </w:r>
-      <w:r>
-        <w:t>，与简历原文的</w:t>
-      </w:r>
-      <w:r>
-        <w:t xml:space="preserve"> R### </w:t>
-      </w:r>
-      <w:r>
-        <w:t>证据分开编号），大模型只负责给回答做一个摘要标签，摘要还要通过</w:t>
-      </w:r>
-      <w:r>
-        <w:t>“</w:t>
-      </w:r>
-      <w:r>
-        <w:t>内容词必须都出现在原话里</w:t>
-      </w:r>
-      <w:r>
-        <w:t>”</w:t>
-      </w:r>
-      <w:r>
-        <w:t>的校验，防止转述走样。用户不想答可以直接说</w:t>
-      </w:r>
-      <w:r>
-        <w:t>“</w:t>
-      </w:r>
-      <w:r>
-        <w:t>跳过</w:t>
-      </w:r>
-      <w:r>
-        <w:t>”</w:t>
-      </w:r>
-      <w:r>
-        <w:t>，随时可以直接生成确认单，澄清永远不挡路。</w:t>
+        <w:t>用户的回答会被原话逐字保存为一条新的证据（编号 C001、C002…，与简历原文的 R### 证据分开编号），大模型只负责给回答做一个摘要标签，摘要还要通过“内容词必须都出现在原话里”的校验，防止转述走样。用户不想答可以直接说“跳过”，随时可以直接生成确认单，澄清永远不挡路。</w:t>
       </w:r>
     </w:p>
     <w:p>
       <w:r>
-        <w:t>补充的证据是真正</w:t>
-      </w:r>
-      <w:r>
-        <w:t>“</w:t>
-      </w:r>
-      <w:r>
-        <w:t>用起来</w:t>
-      </w:r>
-      <w:r>
-        <w:t>”</w:t>
-      </w:r>
-      <w:r>
-        <w:t>的：它进入岗位召回的查询文本、匹配解释和简历建议的证据白名单</w:t>
-      </w:r>
-      <w:r>
-        <w:t>——</w:t>
-      </w:r>
-      <w:r>
-        <w:t>所以在最终结果里能看到建议引用</w:t>
-      </w:r>
-      <w:r>
-        <w:t xml:space="preserve"> C### </w:t>
-      </w:r>
-      <w:r>
-        <w:t>证据。同时它有明确的隐私边界：澄清内容只服务当前用户的显式检索，绝不进入匿名案例空间。原始简历档案保持用户确认时的样子，一字不动。</w:t>
+        <w:t>补充的证据是真正“用起来”的：它进入岗位召回的查询文本、匹配解释和简历建议的证据白名单——所以在最终结果里能看到建议引用 C### 证据。同时它有明确的隐私边界：澄清内容只服务当前用户的显式检索，绝不进入匿名案例空间。原始简历档案保持用户确认时的样子，一字不动。</w:t>
       </w:r>
     </w:p>
     <w:p>
       <w:r>
-        <w:t>为了保证</w:t>
-      </w:r>
-      <w:r>
-        <w:t>“</w:t>
-      </w:r>
-      <w:r>
-        <w:t>回答一定对应系统真正问过的问题</w:t>
-      </w:r>
-      <w:r>
-        <w:t>”</w:t>
-      </w:r>
-      <w:r>
-        <w:t>，系统持久化记录</w:t>
-      </w:r>
-      <w:r>
-        <w:t>“</w:t>
-      </w:r>
-      <w:r>
-        <w:t>当前挂起的问题是哪个</w:t>
-      </w:r>
-      <w:r>
-        <w:t>”</w:t>
-      </w:r>
-      <w:r>
-        <w:t>（连同提问轮次和当时的简历版本）；用户中途重传简历、或在等待回答期间点了定稿，系统都会让这轮回答作废并明确提示，而不是把回答挂到错误的经历上。</w:t>
+        <w:lastRenderedPageBreak/>
+        <w:t>为了保证“回答一定对应系统真正问过的问题”，系统持久化记录“当前挂起的问题是哪个”（连同提问轮次和当时的简历版本）；用户中途重传简历、或在等待回答期间点了定稿，系统都会让这轮回答作废并明确提示，而不是把回答挂到错误的经历上。</w:t>
       </w:r>
     </w:p>
     <w:p>
       <w:pPr>
         <w:pStyle w:val="1"/>
       </w:pPr>
-      <w:bookmarkStart w:id="27" w:name="_Toc237006455"/>
-      <w:r>
-        <w:lastRenderedPageBreak/>
-        <w:t>十三、</w:t>
-      </w:r>
-      <w:r>
-        <w:t xml:space="preserve">PM </w:t>
-      </w:r>
-      <w:r>
-        <w:t>常驻督导：把监督带进咨询期</w:t>
-      </w:r>
-      <w:bookmarkEnd w:id="27"/>
+      <w:bookmarkStart w:id="25" w:name="_Toc237009169"/>
+      <w:r>
+        <w:t>十三、PM 常驻督导：把监督带进咨询期</w:t>
+      </w:r>
+      <w:bookmarkEnd w:id="25"/>
     </w:p>
     <w:p>
       <w:r>
-        <w:t xml:space="preserve">V1 </w:t>
-      </w:r>
-      <w:r>
-        <w:t>的</w:t>
-      </w:r>
-      <w:r>
-        <w:t xml:space="preserve"> Supervisor </w:t>
-      </w:r>
-      <w:r>
-        <w:t>只监督</w:t>
-      </w:r>
-      <w:r>
-        <w:t>“</w:t>
-      </w:r>
-      <w:r>
-        <w:t>执行期</w:t>
-      </w:r>
-      <w:r>
-        <w:t>”</w:t>
-      </w:r>
-      <w:r>
-        <w:t>（检索、匹配、策略），咨询阶段是空白。</w:t>
-      </w:r>
-      <w:r>
-        <w:t xml:space="preserve">V2 </w:t>
-      </w:r>
-      <w:r>
-        <w:t>让项目经理</w:t>
-      </w:r>
-      <w:r>
-        <w:t xml:space="preserve"> PM </w:t>
-      </w:r>
-      <w:r>
-        <w:t>在咨询期也</w:t>
-      </w:r>
-      <w:r>
-        <w:t>“</w:t>
-      </w:r>
-      <w:r>
-        <w:t>常驻</w:t>
-      </w:r>
-      <w:r>
-        <w:t>”</w:t>
-      </w:r>
-      <w:r>
-        <w:t>：每一轮咨询后，一段零成本的确定性代码（</w:t>
-      </w:r>
-      <w:r>
-        <w:t>L1</w:t>
-      </w:r>
-      <w:r>
-        <w:t>）都会记录槽位缺口、完成度变化、连续停滞轮数、澄清进度这些事实；在三类关键时刻，才会调用一次快速模型（</w:t>
-      </w:r>
-      <w:r>
-        <w:t xml:space="preserve">L2 </w:t>
-      </w:r>
-      <w:r>
-        <w:t>教练）生成一条</w:t>
-      </w:r>
-      <w:r>
-        <w:t xml:space="preserve"> PM </w:t>
-      </w:r>
-      <w:r>
-        <w:t>的群聊发言。</w:t>
+        <w:t>V1 的 Supervisor 只监督“执行期”（检索、匹配、策略），咨询阶段是空白。V2 让项目经理 PM 在咨询期也“常驻”：每一轮咨询后，一段零成本的确定性代码（L1）都会记录槽位缺口、完成度变化、连续停滞轮数、澄清进度这些事实；在三类关键时刻，才会调用一次快速模型（L2 教练）生成一条 PM 的群聊发言。</w:t>
       </w:r>
     </w:p>
     <w:p>
       <w:r>
-        <w:t>三类时刻是：完成度连续两轮零增长（用户可能卡住了，</w:t>
-      </w:r>
-      <w:r>
-        <w:t xml:space="preserve">PM </w:t>
-      </w:r>
-      <w:r>
-        <w:t>出来引导方向）；信息集齐、可以定稿（</w:t>
-      </w:r>
-      <w:r>
-        <w:t xml:space="preserve">PM </w:t>
-      </w:r>
-      <w:r>
-        <w:t>给一段基于事实的总结）；咨询首次进入深化阶段（</w:t>
-      </w:r>
-      <w:r>
-        <w:t xml:space="preserve">PM </w:t>
-      </w:r>
-      <w:r>
-        <w:t>提示接下来聊什么更有价值）。每类最多一次、每次会话总共最多三次</w:t>
-      </w:r>
-      <w:r>
-        <w:t>——</w:t>
-      </w:r>
-      <w:r>
-        <w:t>预算用</w:t>
-      </w:r>
-      <w:r>
-        <w:t>“</w:t>
-      </w:r>
-      <w:r>
-        <w:t>先记账再调用</w:t>
-      </w:r>
-      <w:r>
-        <w:t>”</w:t>
-      </w:r>
-      <w:r>
-        <w:t>的方式管理，并发请求也不可能超额。</w:t>
+        <w:t>三类时刻是：完成度连续两轮零增长（用户可能卡住了，PM 出来引导方向）；信息集齐、可以定稿（PM 给一段基于事实的总结）；咨询首次进入深化阶段（PM 提示接下来聊什么更有价值）。每类最多一次、每次会话总共最多三次——预算用“先记账再调用”的方式管理，并发请求也不可能超额。</w:t>
       </w:r>
     </w:p>
     <w:p>
       <w:r>
-        <w:t xml:space="preserve">PM </w:t>
-      </w:r>
-      <w:r>
-        <w:t>的每条发言都嵌在当轮聊天记录里，判词同时写入</w:t>
-      </w:r>
-      <w:r>
-        <w:t xml:space="preserve"> supervisor_log </w:t>
-      </w:r>
-      <w:r>
-        <w:t>供答辩追溯。教练调用有独立超时，失败只会静默记一笔</w:t>
-      </w:r>
-      <w:r>
-        <w:t>“</w:t>
-      </w:r>
-      <w:r>
-        <w:t>不可用</w:t>
-      </w:r>
-      <w:r>
-        <w:t>”</w:t>
-      </w:r>
-      <w:r>
-        <w:t>，绝不会把用户本来成功的一轮咨询变成报错</w:t>
-      </w:r>
-      <w:r>
-        <w:t>——</w:t>
-      </w:r>
-      <w:r>
-        <w:t>监督是锦上添花，永远不能反过来伤害主流程。停滞计数在澄清问答轮会</w:t>
-      </w:r>
-      <w:r>
-        <w:t>“</w:t>
-      </w:r>
-      <w:r>
-        <w:t>暂停</w:t>
-      </w:r>
-      <w:r>
-        <w:t>”</w:t>
-      </w:r>
-      <w:r>
-        <w:t>而不是清零：澄清本来就不推进画像，不该打断已有的停滞判断。</w:t>
+        <w:t>PM 的每条发言都嵌在当轮聊天记录里，判词同时写入 supervisor_log 供答辩追溯。教练调用有独立超时，失败只会静默记一笔“不可用”，绝不会把用户本来成功的一轮咨询变成报错——监督是锦上添花，永远不能反过来伤害主流程。停滞计数在澄清问答轮会“暂停”而不是清零：澄清本来就不推进画像，不该打断已有的停滞判断。</w:t>
       </w:r>
     </w:p>
     <w:p>
@@ -9990,11 +9643,11 @@
         <w:pStyle w:val="1"/>
         <w:keepNext/>
       </w:pPr>
-      <w:bookmarkStart w:id="28" w:name="_Toc237006456"/>
+      <w:bookmarkStart w:id="26" w:name="_Toc237009170"/>
       <w:r>
         <w:t>十四、当前完成情况与项目价值</w:t>
       </w:r>
-      <w:bookmarkEnd w:id="28"/>
+      <w:bookmarkEnd w:id="26"/>
     </w:p>
     <w:tbl>
       <w:tblPr>
@@ -10353,23 +10006,23 @@
                 <w:color w:val="1A1A1A"/>
                 <w:sz w:val="19"/>
               </w:rPr>
-              <w:t>已实现、默认关闭（仅用于消融实验）；</w:t>
-            </w:r>
-            <w:r>
-              <w:rPr>
-                <w:rFonts w:ascii="Aptos" w:hAnsi="Aptos"/>
-                <w:color w:val="1A1A1A"/>
-                <w:sz w:val="19"/>
-              </w:rPr>
-              <w:t>Cross-encoder</w:t>
-            </w:r>
-            <w:r>
-              <w:rPr>
-                <w:rFonts w:ascii="Aptos" w:hAnsi="Aptos"/>
-                <w:color w:val="1A1A1A"/>
-                <w:sz w:val="19"/>
-              </w:rPr>
-              <w:t>、完整知识图谱和</w:t>
+              <w:t>与</w:t>
+            </w:r>
+            <w:r>
+              <w:rPr>
+                <w:rFonts w:ascii="Aptos" w:hAnsi="Aptos"/>
+                <w:color w:val="1A1A1A"/>
+                <w:sz w:val="19"/>
+              </w:rPr>
+              <w:t xml:space="preserve"> Cross-encoder </w:t>
+            </w:r>
+            <w:r>
+              <w:rPr>
+                <w:rFonts w:ascii="Aptos" w:hAnsi="Aptos"/>
+                <w:color w:val="1A1A1A"/>
+                <w:sz w:val="19"/>
+              </w:rPr>
+              <w:t>精排已实现并在验收配置中开启（开关可回退）；完整知识图谱和</w:t>
             </w:r>
             <w:r>
               <w:rPr>
@@ -10385,23 +10038,7 @@
                 <w:color w:val="1A1A1A"/>
                 <w:sz w:val="19"/>
               </w:rPr>
-              <w:t>未进入</w:t>
-            </w:r>
-            <w:r>
-              <w:rPr>
-                <w:rFonts w:ascii="Aptos" w:hAnsi="Aptos"/>
-                <w:color w:val="1A1A1A"/>
-                <w:sz w:val="19"/>
-              </w:rPr>
-              <w:t xml:space="preserve"> V1 </w:t>
-            </w:r>
-            <w:r>
-              <w:rPr>
-                <w:rFonts w:ascii="Aptos" w:hAnsi="Aptos"/>
-                <w:color w:val="1A1A1A"/>
-                <w:sz w:val="19"/>
-              </w:rPr>
-              <w:t>主线。</w:t>
+              <w:t>未进入当前主线。</w:t>
             </w:r>
           </w:p>
         </w:tc>
@@ -10596,6 +10233,7 @@
           <w:color w:val="1A1A1A"/>
           <w:sz w:val="21"/>
         </w:rPr>
+        <w:lastRenderedPageBreak/>
         <w:t xml:space="preserve">•  </w:t>
       </w:r>
       <w:r>
@@ -10656,7 +10294,6 @@
         <w:ind w:left="360" w:hanging="259"/>
       </w:pPr>
       <w:r>
-        <w:lastRenderedPageBreak/>
         <w:t>•  创新点六：简历澄清回路把“用户原话”变成带编号的可追溯证据，检索、解释和建议共用同一条证据链，且对匿名空间零泄漏。</w:t>
       </w:r>
     </w:p>
